--- a/assets/09-T Factibilidad.docx
+++ b/assets/09-T Factibilidad.docx
@@ -2,34 +2,37 @@
 <file path=word/document.xml><?xml version="1.0" encoding="utf-8"?>
 <w:document xmlns:wpc="http://schemas.microsoft.com/office/word/2010/wordprocessingCanvas" xmlns:cx="http://schemas.microsoft.com/office/drawing/2014/chartex" xmlns:cx1="http://schemas.microsoft.com/office/drawing/2015/9/8/chartex" xmlns:cx2="http://schemas.microsoft.com/office/drawing/2015/10/21/chartex" xmlns:cx3="http://schemas.microsoft.com/office/drawing/2016/5/9/chartex" xmlns:cx4="http://schemas.microsoft.com/office/drawing/2016/5/10/chartex" xmlns:cx5="http://schemas.microsoft.com/office/drawing/2016/5/11/chartex" xmlns:cx6="http://schemas.microsoft.com/office/drawing/2016/5/12/chartex" xmlns:cx7="http://schemas.microsoft.com/office/drawing/2016/5/13/chartex" xmlns:cx8="http://schemas.microsoft.com/office/drawing/2016/5/14/chartex" xmlns:mc="http://schemas.openxmlformats.org/markup-compatibility/2006" xmlns:aink="http://schemas.microsoft.com/office/drawing/2016/ink" xmlns:am3d="http://schemas.microsoft.com/office/drawing/2017/model3d" xmlns:o="urn:schemas-microsoft-com:office:office" xmlns:r="http://schemas.openxmlformats.org/officeDocument/2006/relationships" xmlns:m="http://schemas.openxmlformats.org/officeDocument/2006/math" xmlns:v="urn:schemas-microsoft-com:vml" xmlns:wp14="http://schemas.microsoft.com/office/word/2010/wordprocessingDrawing" xmlns:wp="http://schemas.openxmlformats.org/drawingml/2006/wordprocessingDrawing" xmlns:w10="urn:schemas-microsoft-com:office:word" xmlns:w="http://schemas.openxmlformats.org/wordprocessingml/2006/main" xmlns:w14="http://schemas.microsoft.com/office/word/2010/wordml" xmlns:w15="http://schemas.microsoft.com/office/word/2012/wordml" xmlns:w16cex="http://schemas.microsoft.com/office/word/2018/wordml/cex" xmlns:w16cid="http://schemas.microsoft.com/office/word/2016/wordml/cid" xmlns:w16="http://schemas.microsoft.com/office/word/2018/wordml" xmlns:w16se="http://schemas.microsoft.com/office/word/2015/wordml/symex" xmlns:wpg="http://schemas.microsoft.com/office/word/2010/wordprocessingGroup" xmlns:wpi="http://schemas.microsoft.com/office/word/2010/wordprocessingInk" xmlns:wne="http://schemas.microsoft.com/office/word/2006/wordml" xmlns:wps="http://schemas.microsoft.com/office/word/2010/wordprocessingShape" xmlns:a="http://schemas.openxmlformats.org/drawingml/2006/main" xmlns:pic="http://schemas.openxmlformats.org/drawingml/2006/picture" xmlns:a14="http://schemas.microsoft.com/office/drawing/2010/main" xmlns:woe="http://schemas.microsoft.com/office/word/2020/oembed" mc:Ignorable="w14 w15 w16se w16cid w16 w16cex wp14">
   <w:body>
-    <w:sdt>
-      <w:sdtPr>
-        <w:id w:val="1334107749"/>
-        <w:placeholder>
-          <w:docPart w:val="52F8B8D051DA4B6D9704E57807948B1B"/>
-        </w:placeholder>
-      </w:sdtPr>
-      <w:sdtEndPr/>
-      <w:sdtContent>
-        <w:p>
-          <w:pPr>
-            <w:pStyle w:val="Ttulo"/>
-            <w:pBdr>
-              <w:left w:val="double" w:color="1F4E79" w:themeColor="accent1" w:themeShade="80" w:sz="18" w:space="7"/>
-            </w:pBdr>
-            <w:rPr>
-              <w:lang w:val="es-AR"/>
-            </w:rPr>
-          </w:pPr>
-          <w:r>
-            <w:rPr>
-              <w:lang w:val="es-AR"/>
-            </w:rPr>
-            <w:t>[NOMBRE DEL CASO]</w:t>
-          </w:r>
-        </w:p>
-      </w:sdtContent>
-    </w:sdt>
+    <w:p>
+      <w:pPr>
+        <w:pStyle w:val="Ttulo"/>
+        <w:pBdr>
+          <w:left w:val="double" w:color="1F4E79" w:sz="18" w:space="4"/>
+        </w:pBdr>
+        <w:spacing w:before="0" w:beforeAutospacing="off" w:after="0" w:afterAutospacing="off" w:line="420" w:lineRule="exact"/>
+        <w:ind w:left="0" w:right="0"/>
+        <w:jc w:val="left"/>
+        <w:rPr>
+          <w:noProof w:val="0"/>
+          <w:lang w:val="es-AR"/>
+        </w:rPr>
+      </w:pPr>
+      <w:r>
+        <w:rPr>
+          <w:rFonts w:ascii="Arial Black" w:hAnsi="Arial Black" w:eastAsia="Arial Black" w:cs="Arial Black"/>
+          <w:b w:val="0"/>
+          <w:bCs w:val="0"/>
+          <w:i w:val="0"/>
+          <w:iCs w:val="0"/>
+          <w:caps w:val="1"/>
+          <w:noProof w:val="0"/>
+          <w:color w:val="1F4E79" w:themeColor="accent1" w:themeTint="FF" w:themeShade="80"/>
+          <w:sz w:val="38"/>
+          <w:szCs w:val="38"/>
+          <w:lang w:val="es-ES"/>
+        </w:rPr>
+        <w:t>INVERSORA DE CAPILLA S.a.</w:t>
+      </w:r>
+    </w:p>
     <w:sdt>
       <w:sdtPr>
         <w:id w:val="1841579993"/>
@@ -68,9 +71,6 @@
     <w:p>
       <w:pPr>
         <w:pStyle w:val="Subttulo"/>
-        <w:numPr>
-          <w:numId w:val="0"/>
-        </w:numPr>
         <w:pBdr>
           <w:left w:val="double" w:color="1F4E79" w:themeColor="accent1" w:themeShade="80" w:sz="18" w:space="7"/>
         </w:pBdr>
@@ -88,25 +88,19 @@
         <w:rPr>
           <w:lang w:val="es-AR"/>
         </w:rPr>
-        <w:t>[</w:t>
+        <w:t>3</w:t>
       </w:r>
       <w:r>
         <w:rPr>
           <w:lang w:val="es-AR"/>
         </w:rPr>
-        <w:t>Nro. De Grupo</w:t>
+        <w:t xml:space="preserve"> </w:t>
       </w:r>
       <w:r>
         <w:rPr>
           <w:lang w:val="es-AR"/>
         </w:rPr>
-        <w:t>]</w:t>
-      </w:r>
-      <w:r>
-        <w:rPr>
-          <w:lang w:val="es-AR"/>
-        </w:rPr>
-        <w:t xml:space="preserve"> -</w:t>
+        <w:t>-</w:t>
       </w:r>
       <w:r>
         <w:rPr>
@@ -11008,35 +11002,6 @@
 <file path=word/glossary/document.xml><?xml version="1.0" encoding="utf-8"?>
 <w:glossaryDocument xmlns:wpc="http://schemas.microsoft.com/office/word/2010/wordprocessingCanvas" xmlns:cx="http://schemas.microsoft.com/office/drawing/2014/chartex" xmlns:cx1="http://schemas.microsoft.com/office/drawing/2015/9/8/chartex" xmlns:cx2="http://schemas.microsoft.com/office/drawing/2015/10/21/chartex" xmlns:cx3="http://schemas.microsoft.com/office/drawing/2016/5/9/chartex" xmlns:cx4="http://schemas.microsoft.com/office/drawing/2016/5/10/chartex" xmlns:cx5="http://schemas.microsoft.com/office/drawing/2016/5/11/chartex" xmlns:cx6="http://schemas.microsoft.com/office/drawing/2016/5/12/chartex" xmlns:cx7="http://schemas.microsoft.com/office/drawing/2016/5/13/chartex" xmlns:cx8="http://schemas.microsoft.com/office/drawing/2016/5/14/chartex" xmlns:mc="http://schemas.openxmlformats.org/markup-compatibility/2006" xmlns:aink="http://schemas.microsoft.com/office/drawing/2016/ink" xmlns:am3d="http://schemas.microsoft.com/office/drawing/2017/model3d" xmlns:o="urn:schemas-microsoft-com:office:office" xmlns:r="http://schemas.openxmlformats.org/officeDocument/2006/relationships" xmlns:m="http://schemas.openxmlformats.org/officeDocument/2006/math" xmlns:v="urn:schemas-microsoft-com:vml" xmlns:wp14="http://schemas.microsoft.com/office/word/2010/wordprocessingDrawing" xmlns:wp="http://schemas.openxmlformats.org/drawingml/2006/wordprocessingDrawing" xmlns:w10="urn:schemas-microsoft-com:office:word" xmlns:w="http://schemas.openxmlformats.org/wordprocessingml/2006/main" xmlns:w14="http://schemas.microsoft.com/office/word/2010/wordml" xmlns:w15="http://schemas.microsoft.com/office/word/2012/wordml" xmlns:w16cex="http://schemas.microsoft.com/office/word/2018/wordml/cex" xmlns:w16cid="http://schemas.microsoft.com/office/word/2016/wordml/cid" xmlns:w16="http://schemas.microsoft.com/office/word/2018/wordml" xmlns:w16se="http://schemas.microsoft.com/office/word/2015/wordml/symex" xmlns:wpg="http://schemas.microsoft.com/office/word/2010/wordprocessingGroup" xmlns:wpi="http://schemas.microsoft.com/office/word/2010/wordprocessingInk" xmlns:wne="http://schemas.microsoft.com/office/word/2006/wordml" xmlns:wps="http://schemas.microsoft.com/office/word/2010/wordprocessingShape" mc:Ignorable="w14 w15 w16se w16cid w16 w16cex wp14">
   <w:docParts>
-    <w:docPart>
-      <w:docPartPr>
-        <w:name w:val="52F8B8D051DA4B6D9704E57807948B1B"/>
-        <w:category>
-          <w:name w:val="General"/>
-          <w:gallery w:val="placeholder"/>
-        </w:category>
-        <w:types>
-          <w:type w:val="bbPlcHdr"/>
-        </w:types>
-        <w:behaviors>
-          <w:behavior w:val="content"/>
-        </w:behaviors>
-        <w:guid w:val="{3BD1F655-167D-460E-ABBA-4FFDAAF6DFE6}"/>
-      </w:docPartPr>
-      <w:docPartBody>
-        <w:p>
-          <w:pPr>
-            <w:pStyle w:val="52F8B8D051DA4B6D9704E57807948B1B"/>
-          </w:pPr>
-          <w:r>
-            <w:rPr>
-              <w:rStyle w:val="Textodelmarcadordeposicin"/>
-            </w:rPr>
-            <w:t>Click or tap here to enter text.</w:t>
-          </w:r>
-        </w:p>
-      </w:docPartBody>
-    </w:docPart>
     <w:docPart>
       <w:docPartPr>
         <w:name w:val="F0E82EB9F14741F8B115BA8B1F5626B1"/>
